--- a/RT/РТ (УП11) пара 37 ст Ермилов Д.Е..docx
+++ b/RT/РТ (УП11) пара 37 ст Ермилов Д.Е..docx
@@ -154,7 +154,7 @@
           <w:color w:val="0F1115"/>
           <w:lang w:eastAsia="ru-RU"/>
         </w:rPr>
-        <w:t xml:space="preserve"> Ермилов Даниил Евгеньевич</w:t>
+        <w:t xml:space="preserve"> 26.10.2026</w:t>
       </w:r>
       <w:r>
         <w:rPr>
@@ -180,7 +180,7 @@
           <w:color w:val="0F1115"/>
           <w:lang w:eastAsia="ru-RU"/>
         </w:rPr>
-        <w:t xml:space="preserve"> «Парфюмерия»</w:t>
+        <w:t xml:space="preserve"> Ермилов Даниил Евгеньевич</w:t>
       </w:r>
       <w:r>
         <w:rPr>
@@ -232,7 +232,7 @@
           <w:color w:val="0F1115"/>
           <w:lang w:eastAsia="ru-RU"/>
         </w:rPr>
-        <w:t xml:space="preserve"> ____________________</w:t>
+        <w:t xml:space="preserve"> «Парфюмерия»</w:t>
       </w:r>
     </w:p>
     <w:p>
@@ -642,7 +642,7 @@
                 <w:szCs w:val="23"/>
                 <w:lang w:eastAsia="ru-RU"/>
               </w:rPr>
-              <w:t xml:space="preserve">1. Изучить, где хранится ФИО. 2. Передать ФИО из </w:t>
+              <w:t>1. Изучить, где хранится ФИО. 2. Передать ФИО из </w:t>
             </w:r>
             <w:r>
               <w:rPr>
@@ -661,7 +661,7 @@
                 <w:szCs w:val="23"/>
                 <w:lang w:eastAsia="ru-RU"/>
               </w:rPr>
-              <w:t xml:space="preserve"> в </w:t>
+              <w:t> в </w:t>
             </w:r>
             <w:r>
               <w:rPr>
@@ -1181,6 +1181,7 @@
                 <w:szCs w:val="23"/>
                 <w:lang w:eastAsia="ru-RU"/>
               </w:rPr>
+              <w:lastRenderedPageBreak/>
               <w:t>GUI</w:t>
             </w:r>
           </w:p>
@@ -7214,7 +7215,7 @@
                 <w:szCs w:val="23"/>
                 <w:lang w:eastAsia="ru-RU"/>
               </w:rPr>
-              <w:t xml:space="preserve">Не передан </w:t>
+              <w:t>Не передан </w:t>
             </w:r>
             <w:r>
               <w:rPr>
@@ -7257,7 +7258,7 @@
                 <w:szCs w:val="23"/>
                 <w:lang w:eastAsia="ru-RU"/>
               </w:rPr>
-              <w:t xml:space="preserve">Проверьте </w:t>
+              <w:t>Проверьте </w:t>
             </w:r>
             <w:r>
               <w:rPr>
@@ -7345,7 +7346,7 @@
                 <w:szCs w:val="23"/>
                 <w:lang w:eastAsia="ru-RU"/>
               </w:rPr>
-              <w:t xml:space="preserve"> = </w:t>
+              <w:t> = </w:t>
             </w:r>
             <w:r>
               <w:rPr>
@@ -7388,7 +7389,7 @@
                 <w:szCs w:val="23"/>
                 <w:lang w:eastAsia="ru-RU"/>
               </w:rPr>
-              <w:t xml:space="preserve">Используйте </w:t>
+              <w:t>Используйте </w:t>
             </w:r>
             <w:r>
               <w:rPr>
@@ -7407,7 +7408,7 @@
                 <w:szCs w:val="23"/>
                 <w:lang w:eastAsia="ru-RU"/>
               </w:rPr>
-              <w:t xml:space="preserve"> или проверку</w:t>
+              <w:t> или проверку</w:t>
             </w:r>
           </w:p>
         </w:tc>
@@ -7475,7 +7476,7 @@
                 <w:szCs w:val="23"/>
                 <w:lang w:eastAsia="ru-RU"/>
               </w:rPr>
-              <w:t xml:space="preserve">Нет </w:t>
+              <w:t>Нет </w:t>
             </w:r>
             <w:r>
               <w:rPr>
@@ -7518,7 +7519,7 @@
                 <w:szCs w:val="23"/>
                 <w:lang w:eastAsia="ru-RU"/>
               </w:rPr>
-              <w:t xml:space="preserve">Добавьте </w:t>
+              <w:t>Добавьте </w:t>
             </w:r>
             <w:r>
               <w:rPr>
@@ -7596,7 +7597,7 @@
                 <w:szCs w:val="23"/>
                 <w:lang w:eastAsia="ru-RU"/>
               </w:rPr>
-              <w:t xml:space="preserve">Нет </w:t>
+              <w:t>Нет </w:t>
             </w:r>
             <w:r>
               <w:rPr>
@@ -7707,7 +7708,7 @@
                 <w:szCs w:val="23"/>
                 <w:lang w:eastAsia="ru-RU"/>
               </w:rPr>
-              <w:t xml:space="preserve">Нет </w:t>
+              <w:t>Нет </w:t>
             </w:r>
             <w:r>
               <w:rPr>
@@ -7852,7 +7853,7 @@
                 <w:szCs w:val="23"/>
                 <w:lang w:eastAsia="ru-RU"/>
               </w:rPr>
-              <w:t xml:space="preserve">Проверьте </w:t>
+              <w:t>Проверьте </w:t>
             </w:r>
             <w:r>
               <w:rPr>
@@ -11756,7 +11757,7 @@
                 <w:szCs w:val="23"/>
                 <w:lang w:eastAsia="ru-RU"/>
               </w:rPr>
-              <w:t>☑</w:t>
+              <w:t>☐</w:t>
             </w:r>
             <w:r>
               <w:rPr>
@@ -11851,7 +11852,7 @@
                 <w:szCs w:val="23"/>
                 <w:lang w:eastAsia="ru-RU"/>
               </w:rPr>
-              <w:t>☑</w:t>
+              <w:t>☐</w:t>
             </w:r>
             <w:r>
               <w:rPr>
@@ -11946,7 +11947,7 @@
                 <w:szCs w:val="23"/>
                 <w:lang w:eastAsia="ru-RU"/>
               </w:rPr>
-              <w:t>☑</w:t>
+              <w:t>☐</w:t>
             </w:r>
             <w:r>
               <w:rPr>
@@ -12041,7 +12042,7 @@
                 <w:szCs w:val="23"/>
                 <w:lang w:eastAsia="ru-RU"/>
               </w:rPr>
-              <w:t>☑</w:t>
+              <w:t>☐</w:t>
             </w:r>
             <w:r>
               <w:rPr>
@@ -12136,7 +12137,7 @@
                 <w:szCs w:val="23"/>
                 <w:lang w:eastAsia="ru-RU"/>
               </w:rPr>
-              <w:t>☑</w:t>
+              <w:t>☐</w:t>
             </w:r>
             <w:r>
               <w:rPr>
@@ -12231,7 +12232,7 @@
                 <w:szCs w:val="23"/>
                 <w:lang w:eastAsia="ru-RU"/>
               </w:rPr>
-              <w:t>☑</w:t>
+              <w:t>☐</w:t>
             </w:r>
             <w:r>
               <w:rPr>
@@ -14369,7 +14370,7 @@
                 <w:szCs w:val="23"/>
                 <w:lang w:eastAsia="ru-RU"/>
               </w:rPr>
-              <w:t xml:space="preserve">Получили ФИО в </w:t>
+              <w:t>Получили ФИО в </w:t>
             </w:r>
             <w:r>
               <w:rPr>
@@ -14480,7 +14481,7 @@
                 <w:szCs w:val="23"/>
                 <w:lang w:eastAsia="ru-RU"/>
               </w:rPr>
-              <w:t xml:space="preserve">Передали ФИО в </w:t>
+              <w:t>Передали ФИО в </w:t>
             </w:r>
             <w:r>
               <w:rPr>
@@ -15170,7 +15171,7 @@
           <w:color w:val="0F1115"/>
           <w:lang w:eastAsia="ru-RU"/>
         </w:rPr>
-        <w:t>☑</w:t>
+        <w:t>☐</w:t>
       </w:r>
       <w:r>
         <w:rPr>
@@ -15194,7 +15195,7 @@
           <w:color w:val="0F1115"/>
           <w:lang w:eastAsia="ru-RU"/>
         </w:rPr>
-        <w:t>☑</w:t>
+        <w:t>☐</w:t>
       </w:r>
       <w:r>
         <w:rPr>
@@ -15626,7 +15627,7 @@
                 <w:szCs w:val="23"/>
                 <w:lang w:eastAsia="ru-RU"/>
               </w:rPr>
-              <w:t xml:space="preserve">ФИО получено в </w:t>
+              <w:t>ФИО получено в </w:t>
             </w:r>
             <w:r>
               <w:rPr>
@@ -15764,7 +15765,7 @@
                 <w:szCs w:val="23"/>
                 <w:lang w:eastAsia="ru-RU"/>
               </w:rPr>
-              <w:t xml:space="preserve">ФИО передаётся в </w:t>
+              <w:t>ФИО передаётся в </w:t>
             </w:r>
             <w:r>
               <w:rPr>
@@ -18786,7 +18787,7 @@
                 <w:szCs w:val="23"/>
                 <w:lang w:eastAsia="ru-RU"/>
               </w:rPr>
-              <w:t xml:space="preserve"> выложен</w:t>
+              <w:t> выложен</w:t>
             </w:r>
           </w:p>
         </w:tc>
@@ -18897,7 +18898,7 @@
                 <w:szCs w:val="23"/>
                 <w:lang w:eastAsia="ru-RU"/>
               </w:rPr>
-              <w:t xml:space="preserve"> выложен</w:t>
+              <w:t> выложен</w:t>
             </w:r>
           </w:p>
         </w:tc>
@@ -20435,6 +20436,7 @@
                 <w:shd w:val="clear" w:color="auto" w:fill="EBEEF2"/>
                 <w:lang w:eastAsia="ru-RU"/>
               </w:rPr>
+              <w:lastRenderedPageBreak/>
               <w:t>QMessageBox.question(...)</w:t>
             </w:r>
           </w:p>
@@ -20694,7 +20696,7 @@
                 <w:szCs w:val="23"/>
                 <w:lang w:eastAsia="ru-RU"/>
               </w:rPr>
-              <w:t xml:space="preserve">Не передан </w:t>
+              <w:t>Не передан </w:t>
             </w:r>
             <w:r>
               <w:rPr>
@@ -20737,7 +20739,7 @@
                 <w:szCs w:val="23"/>
                 <w:lang w:eastAsia="ru-RU"/>
               </w:rPr>
-              <w:t xml:space="preserve">Проверьте </w:t>
+              <w:t>Проверьте </w:t>
             </w:r>
             <w:r>
               <w:rPr>
@@ -20825,7 +20827,7 @@
                 <w:szCs w:val="23"/>
                 <w:lang w:eastAsia="ru-RU"/>
               </w:rPr>
-              <w:t xml:space="preserve"> = </w:t>
+              <w:t> = </w:t>
             </w:r>
             <w:r>
               <w:rPr>
@@ -20868,7 +20870,7 @@
                 <w:szCs w:val="23"/>
                 <w:lang w:eastAsia="ru-RU"/>
               </w:rPr>
-              <w:t xml:space="preserve">Используйте </w:t>
+              <w:t>Используйте </w:t>
             </w:r>
             <w:r>
               <w:rPr>
@@ -20887,7 +20889,7 @@
                 <w:szCs w:val="23"/>
                 <w:lang w:eastAsia="ru-RU"/>
               </w:rPr>
-              <w:t xml:space="preserve"> или проверку</w:t>
+              <w:t> или проверку</w:t>
             </w:r>
           </w:p>
         </w:tc>
@@ -20955,7 +20957,7 @@
                 <w:szCs w:val="23"/>
                 <w:lang w:eastAsia="ru-RU"/>
               </w:rPr>
-              <w:t xml:space="preserve">Нет </w:t>
+              <w:t>Нет </w:t>
             </w:r>
             <w:r>
               <w:rPr>
@@ -20998,7 +21000,7 @@
                 <w:szCs w:val="23"/>
                 <w:lang w:eastAsia="ru-RU"/>
               </w:rPr>
-              <w:t xml:space="preserve">Добавьте </w:t>
+              <w:t>Добавьте </w:t>
             </w:r>
             <w:r>
               <w:rPr>
@@ -21076,7 +21078,7 @@
                 <w:szCs w:val="23"/>
                 <w:lang w:eastAsia="ru-RU"/>
               </w:rPr>
-              <w:t xml:space="preserve">Нет </w:t>
+              <w:t>Нет </w:t>
             </w:r>
             <w:r>
               <w:rPr>
@@ -21187,7 +21189,7 @@
                 <w:szCs w:val="23"/>
                 <w:lang w:eastAsia="ru-RU"/>
               </w:rPr>
-              <w:t xml:space="preserve">Нет </w:t>
+              <w:t>Нет </w:t>
             </w:r>
             <w:r>
               <w:rPr>
@@ -21332,7 +21334,7 @@
                 <w:szCs w:val="23"/>
                 <w:lang w:eastAsia="ru-RU"/>
               </w:rPr>
-              <w:t xml:space="preserve">Проверьте </w:t>
+              <w:t>Проверьте </w:t>
             </w:r>
             <w:r>
               <w:rPr>
